--- a/Knowledge/3-Work knowledge/1-Software Engineering/2-Testing/5-My Source/1-ISTQB Foundation Level/5-Test Management/6-Types of Test Reports/5-Test Progress Report.docx
+++ b/Knowledge/3-Work knowledge/1-Software Engineering/2-Testing/5-My Source/1-ISTQB Foundation Level/5-Test Management/6-Types of Test Reports/5-Test Progress Report.docx
@@ -36,51 +36,77 @@
       </w:pPr>
       <w:r>
         <w:rPr>
-          <w:b/>
-          <w:shd w:val="clear" w:color="auto" w:fill="B7B7B7"/>
-        </w:rPr>
-        <w:t># Source</w:t>
-      </w:r>
-      <w:r>
-        <w:rPr>
-          <w:shd w:val="clear" w:color="auto" w:fill="B7B7B7"/>
-        </w:rPr>
-        <w:t xml:space="preserve">: </w:t>
-      </w:r>
-      <w:r>
-        <w:rPr>
-          <w:b/>
-          <w:shd w:val="clear" w:color="auto" w:fill="B7B7B7"/>
-        </w:rPr>
-        <w:t xml:space="preserve">Chatgpt </w:t>
-      </w:r>
-      <w:r>
-        <w:rPr>
-          <w:b/>
-          <w:sz w:val="14"/>
-          <w:szCs w:val="14"/>
-          <w:shd w:val="clear" w:color="auto" w:fill="B7B7B7"/>
-        </w:rPr>
-        <w:t>(GPT</w:t>
-      </w:r>
-      <w:r>
-        <w:rPr>
-          <w:rFonts w:ascii="Cambria Math" w:hAnsi="Cambria Math" w:cs="Cambria Math"/>
-          <w:b/>
-          <w:sz w:val="14"/>
-          <w:szCs w:val="14"/>
-          <w:shd w:val="clear" w:color="auto" w:fill="B7B7B7"/>
+          <w:rFonts w:ascii="Arial" w:eastAsia="Arial" w:hAnsi="Arial" w:cs="Arial"/>
+          <w:b/>
+          <w:color w:val="000000"/>
+          <w:sz w:val="18"/>
+          <w:highlight w:val="lightGray"/>
+        </w:rPr>
+        <w:t># Source: AI Source: Provided by: [Data Path</w:t>
+      </w:r>
+      <w:r>
+        <w:rPr>
+          <w:rFonts w:ascii="Arial" w:eastAsia="Arial" w:hAnsi="Arial" w:cs="Arial"/>
+          <w:color w:val="000000"/>
+          <w:sz w:val="18"/>
+          <w:highlight w:val="lightGray"/>
+        </w:rPr>
+        <w:t xml:space="preserve">: Persons Table -&gt; ID Column: 1, Name_En Column: Motasem Essam] -&gt; </w:t>
+      </w:r>
+      <w:r>
+        <w:rPr>
+          <w:rFonts w:ascii="Arial" w:eastAsia="Arial" w:hAnsi="Arial" w:cs="Arial"/>
+          <w:b/>
+          <w:color w:val="000000"/>
+          <w:sz w:val="18"/>
+          <w:highlight w:val="lightGray"/>
+        </w:rPr>
+        <w:t>From:</w:t>
+      </w:r>
+      <w:r>
+        <w:rPr>
+          <w:rFonts w:ascii="Arial" w:eastAsia="Arial" w:hAnsi="Arial" w:cs="Arial"/>
+          <w:color w:val="000000"/>
+          <w:sz w:val="18"/>
+          <w:highlight w:val="lightGray"/>
+        </w:rPr>
+        <w:t xml:space="preserve"> [Chatgpt (GPT</w:t>
+      </w:r>
+      <w:r>
+        <w:rPr>
+          <w:rFonts w:ascii="Arial" w:eastAsia="Arial" w:hAnsi="Arial" w:cs="Cambria Math"/>
+          <w:color w:val="000000"/>
+          <w:sz w:val="18"/>
+          <w:highlight w:val="lightGray"/>
         </w:rPr>
         <w:t>‑</w:t>
       </w:r>
       <w:r>
         <w:rPr>
-          <w:b/>
-          <w:sz w:val="14"/>
-          <w:szCs w:val="14"/>
-          <w:shd w:val="clear" w:color="auto" w:fill="B7B7B7"/>
-        </w:rPr>
-        <w:t>5 Mini) at [8/18/2025]</w:t>
+          <w:rFonts w:ascii="Arial" w:eastAsia="Arial" w:hAnsi="Arial" w:cs="Arial"/>
+          <w:color w:val="000000"/>
+          <w:sz w:val="18"/>
+          <w:highlight w:val="lightGray"/>
+        </w:rPr>
+        <w:t xml:space="preserve">5 Mini)] </w:t>
+      </w:r>
+      <w:r>
+        <w:rPr>
+          <w:rFonts w:ascii="Arial" w:eastAsia="Arial" w:hAnsi="Arial" w:cs="Arial"/>
+          <w:b/>
+          <w:color w:val="000000"/>
+          <w:sz w:val="18"/>
+          <w:highlight w:val="lightGray"/>
+        </w:rPr>
+        <w:t>on</w:t>
+      </w:r>
+      <w:r>
+        <w:rPr>
+          <w:rFonts w:ascii="Arial" w:eastAsia="Arial" w:hAnsi="Arial"/>
+          <w:sz w:val="18"/>
+          <w:highlight w:val="lightGray"/>
+        </w:rPr>
+        <w:t xml:space="preserve"> [8/18/2025]</w:t>
       </w:r>
     </w:p>
     <w:p>
@@ -125,7 +151,7 @@
     </w:p>
     <w:p>
       <w:r>
-        <w:pict w14:anchorId="60DEAFC2">
+        <w:pict w14:anchorId="4E980125">
           <v:rect id="_x0000_i1025" style="width:0;height:1.5pt" o:hralign="center" o:hrstd="t" o:hr="t" fillcolor="#a0a0a0" stroked="f"/>
         </w:pict>
       </w:r>
@@ -146,51 +172,77 @@
       </w:pPr>
       <w:r>
         <w:rPr>
-          <w:b/>
-          <w:shd w:val="clear" w:color="auto" w:fill="B7B7B7"/>
-        </w:rPr>
-        <w:t># Source</w:t>
-      </w:r>
-      <w:r>
-        <w:rPr>
-          <w:shd w:val="clear" w:color="auto" w:fill="B7B7B7"/>
-        </w:rPr>
-        <w:t xml:space="preserve">: </w:t>
-      </w:r>
-      <w:r>
-        <w:rPr>
-          <w:b/>
-          <w:shd w:val="clear" w:color="auto" w:fill="B7B7B7"/>
-        </w:rPr>
-        <w:t xml:space="preserve">Chatgpt </w:t>
-      </w:r>
-      <w:r>
-        <w:rPr>
-          <w:b/>
-          <w:sz w:val="14"/>
-          <w:szCs w:val="14"/>
-          <w:shd w:val="clear" w:color="auto" w:fill="B7B7B7"/>
-        </w:rPr>
-        <w:t>(GPT</w:t>
-      </w:r>
-      <w:r>
-        <w:rPr>
-          <w:rFonts w:ascii="Cambria Math" w:hAnsi="Cambria Math" w:cs="Cambria Math"/>
-          <w:b/>
-          <w:sz w:val="14"/>
-          <w:szCs w:val="14"/>
-          <w:shd w:val="clear" w:color="auto" w:fill="B7B7B7"/>
+          <w:rFonts w:ascii="Arial" w:eastAsia="Arial" w:hAnsi="Arial" w:cs="Arial"/>
+          <w:b/>
+          <w:color w:val="000000"/>
+          <w:sz w:val="18"/>
+          <w:highlight w:val="lightGray"/>
+        </w:rPr>
+        <w:t># Source: AI Source: Provided by: [Data Path</w:t>
+      </w:r>
+      <w:r>
+        <w:rPr>
+          <w:rFonts w:ascii="Arial" w:eastAsia="Arial" w:hAnsi="Arial" w:cs="Arial"/>
+          <w:color w:val="000000"/>
+          <w:sz w:val="18"/>
+          <w:highlight w:val="lightGray"/>
+        </w:rPr>
+        <w:t xml:space="preserve">: Persons Table -&gt; ID Column: 1, Name_En Column: Motasem Essam] -&gt; </w:t>
+      </w:r>
+      <w:r>
+        <w:rPr>
+          <w:rFonts w:ascii="Arial" w:eastAsia="Arial" w:hAnsi="Arial" w:cs="Arial"/>
+          <w:b/>
+          <w:color w:val="000000"/>
+          <w:sz w:val="18"/>
+          <w:highlight w:val="lightGray"/>
+        </w:rPr>
+        <w:t>From:</w:t>
+      </w:r>
+      <w:r>
+        <w:rPr>
+          <w:rFonts w:ascii="Arial" w:eastAsia="Arial" w:hAnsi="Arial" w:cs="Arial"/>
+          <w:color w:val="000000"/>
+          <w:sz w:val="18"/>
+          <w:highlight w:val="lightGray"/>
+        </w:rPr>
+        <w:t xml:space="preserve"> [Chatgpt (GPT</w:t>
+      </w:r>
+      <w:r>
+        <w:rPr>
+          <w:rFonts w:ascii="Arial" w:eastAsia="Arial" w:hAnsi="Arial" w:cs="Cambria Math"/>
+          <w:color w:val="000000"/>
+          <w:sz w:val="18"/>
+          <w:highlight w:val="lightGray"/>
         </w:rPr>
         <w:t>‑</w:t>
       </w:r>
       <w:r>
         <w:rPr>
-          <w:b/>
-          <w:sz w:val="14"/>
-          <w:szCs w:val="14"/>
-          <w:shd w:val="clear" w:color="auto" w:fill="B7B7B7"/>
-        </w:rPr>
-        <w:t>5 Mini) at [8/18/2025]</w:t>
+          <w:rFonts w:ascii="Arial" w:eastAsia="Arial" w:hAnsi="Arial" w:cs="Arial"/>
+          <w:color w:val="000000"/>
+          <w:sz w:val="18"/>
+          <w:highlight w:val="lightGray"/>
+        </w:rPr>
+        <w:t xml:space="preserve">5 Mini)] </w:t>
+      </w:r>
+      <w:r>
+        <w:rPr>
+          <w:rFonts w:ascii="Arial" w:eastAsia="Arial" w:hAnsi="Arial" w:cs="Arial"/>
+          <w:b/>
+          <w:color w:val="000000"/>
+          <w:sz w:val="18"/>
+          <w:highlight w:val="lightGray"/>
+        </w:rPr>
+        <w:t>on</w:t>
+      </w:r>
+      <w:r>
+        <w:rPr>
+          <w:rFonts w:ascii="Arial" w:eastAsia="Arial" w:hAnsi="Arial"/>
+          <w:sz w:val="18"/>
+          <w:highlight w:val="lightGray"/>
+        </w:rPr>
+        <w:t xml:space="preserve"> [8/18/2025]</w:t>
       </w:r>
     </w:p>
     <w:p>
@@ -199,7 +251,7 @@
           <w:ilvl w:val="0"/>
           <w:numId w:val="3"/>
         </w:numPr>
-        <w:spacing w:before="240"/>
+        <w:spacing w:before="240" w:after="0" w:line="276" w:lineRule="auto"/>
       </w:pPr>
       <w:r>
         <w:rPr>
@@ -233,6 +285,7 @@
           <w:ilvl w:val="0"/>
           <w:numId w:val="3"/>
         </w:numPr>
+        <w:spacing w:after="0" w:line="276" w:lineRule="auto"/>
       </w:pPr>
       <w:r>
         <w:rPr>
@@ -266,6 +319,7 @@
           <w:ilvl w:val="0"/>
           <w:numId w:val="3"/>
         </w:numPr>
+        <w:spacing w:after="0" w:line="276" w:lineRule="auto"/>
       </w:pPr>
       <w:r>
         <w:rPr>
@@ -299,6 +353,7 @@
           <w:ilvl w:val="0"/>
           <w:numId w:val="3"/>
         </w:numPr>
+        <w:spacing w:after="0" w:line="276" w:lineRule="auto"/>
       </w:pPr>
       <w:r>
         <w:rPr>
@@ -332,7 +387,7 @@
           <w:ilvl w:val="0"/>
           <w:numId w:val="3"/>
         </w:numPr>
-        <w:spacing w:after="240"/>
+        <w:spacing w:after="240" w:line="276" w:lineRule="auto"/>
       </w:pPr>
       <w:r>
         <w:rPr>
@@ -362,7 +417,7 @@
     </w:p>
     <w:p>
       <w:r>
-        <w:pict w14:anchorId="5A099CE9">
+        <w:pict w14:anchorId="3870C6DA">
           <v:rect id="_x0000_i1026" style="width:0;height:1.5pt" o:hralign="center" o:hrstd="t" o:hr="t" fillcolor="#a0a0a0" stroked="f"/>
         </w:pict>
       </w:r>
@@ -383,51 +438,77 @@
       </w:pPr>
       <w:r>
         <w:rPr>
-          <w:b/>
-          <w:shd w:val="clear" w:color="auto" w:fill="B7B7B7"/>
-        </w:rPr>
-        <w:t># Source</w:t>
-      </w:r>
-      <w:r>
-        <w:rPr>
-          <w:shd w:val="clear" w:color="auto" w:fill="B7B7B7"/>
-        </w:rPr>
-        <w:t xml:space="preserve">: </w:t>
-      </w:r>
-      <w:r>
-        <w:rPr>
-          <w:b/>
-          <w:shd w:val="clear" w:color="auto" w:fill="B7B7B7"/>
-        </w:rPr>
-        <w:t xml:space="preserve">Chatgpt </w:t>
-      </w:r>
-      <w:r>
-        <w:rPr>
-          <w:b/>
-          <w:sz w:val="14"/>
-          <w:szCs w:val="14"/>
-          <w:shd w:val="clear" w:color="auto" w:fill="B7B7B7"/>
-        </w:rPr>
-        <w:t>(GPT</w:t>
-      </w:r>
-      <w:r>
-        <w:rPr>
-          <w:rFonts w:ascii="Cambria Math" w:hAnsi="Cambria Math" w:cs="Cambria Math"/>
-          <w:b/>
-          <w:sz w:val="14"/>
-          <w:szCs w:val="14"/>
-          <w:shd w:val="clear" w:color="auto" w:fill="B7B7B7"/>
+          <w:rFonts w:ascii="Arial" w:eastAsia="Arial" w:hAnsi="Arial" w:cs="Arial"/>
+          <w:b/>
+          <w:color w:val="000000"/>
+          <w:sz w:val="18"/>
+          <w:highlight w:val="lightGray"/>
+        </w:rPr>
+        <w:t># Source: AI Source: Provided by: [Data Path</w:t>
+      </w:r>
+      <w:r>
+        <w:rPr>
+          <w:rFonts w:ascii="Arial" w:eastAsia="Arial" w:hAnsi="Arial" w:cs="Arial"/>
+          <w:color w:val="000000"/>
+          <w:sz w:val="18"/>
+          <w:highlight w:val="lightGray"/>
+        </w:rPr>
+        <w:t xml:space="preserve">: Persons Table -&gt; ID Column: 1, Name_En Column: Motasem Essam] -&gt; </w:t>
+      </w:r>
+      <w:r>
+        <w:rPr>
+          <w:rFonts w:ascii="Arial" w:eastAsia="Arial" w:hAnsi="Arial" w:cs="Arial"/>
+          <w:b/>
+          <w:color w:val="000000"/>
+          <w:sz w:val="18"/>
+          <w:highlight w:val="lightGray"/>
+        </w:rPr>
+        <w:t>From:</w:t>
+      </w:r>
+      <w:r>
+        <w:rPr>
+          <w:rFonts w:ascii="Arial" w:eastAsia="Arial" w:hAnsi="Arial" w:cs="Arial"/>
+          <w:color w:val="000000"/>
+          <w:sz w:val="18"/>
+          <w:highlight w:val="lightGray"/>
+        </w:rPr>
+        <w:t xml:space="preserve"> [Chatgpt (GPT</w:t>
+      </w:r>
+      <w:r>
+        <w:rPr>
+          <w:rFonts w:ascii="Arial" w:eastAsia="Arial" w:hAnsi="Arial" w:cs="Cambria Math"/>
+          <w:color w:val="000000"/>
+          <w:sz w:val="18"/>
+          <w:highlight w:val="lightGray"/>
         </w:rPr>
         <w:t>‑</w:t>
       </w:r>
       <w:r>
         <w:rPr>
-          <w:b/>
-          <w:sz w:val="14"/>
-          <w:szCs w:val="14"/>
-          <w:shd w:val="clear" w:color="auto" w:fill="B7B7B7"/>
-        </w:rPr>
-        <w:t>5 Mini) at [8/18/2025]</w:t>
+          <w:rFonts w:ascii="Arial" w:eastAsia="Arial" w:hAnsi="Arial" w:cs="Arial"/>
+          <w:color w:val="000000"/>
+          <w:sz w:val="18"/>
+          <w:highlight w:val="lightGray"/>
+        </w:rPr>
+        <w:t xml:space="preserve">5 Mini)] </w:t>
+      </w:r>
+      <w:r>
+        <w:rPr>
+          <w:rFonts w:ascii="Arial" w:eastAsia="Arial" w:hAnsi="Arial" w:cs="Arial"/>
+          <w:b/>
+          <w:color w:val="000000"/>
+          <w:sz w:val="18"/>
+          <w:highlight w:val="lightGray"/>
+        </w:rPr>
+        <w:t>on</w:t>
+      </w:r>
+      <w:r>
+        <w:rPr>
+          <w:rFonts w:ascii="Arial" w:eastAsia="Arial" w:hAnsi="Arial"/>
+          <w:sz w:val="18"/>
+          <w:highlight w:val="lightGray"/>
+        </w:rPr>
+        <w:t xml:space="preserve"> [8/18/2025]</w:t>
       </w:r>
     </w:p>
     <w:p>
@@ -450,7 +531,7 @@
           <w:ilvl w:val="0"/>
           <w:numId w:val="2"/>
         </w:numPr>
-        <w:spacing w:before="240"/>
+        <w:spacing w:before="240" w:after="0" w:line="276" w:lineRule="auto"/>
         <w:rPr>
           <w:rFonts w:ascii="Roboto Mono" w:eastAsia="Roboto Mono" w:hAnsi="Roboto Mono" w:cs="Roboto Mono"/>
         </w:rPr>
@@ -476,15 +557,15 @@
           <w:ilvl w:val="1"/>
           <w:numId w:val="2"/>
         </w:numPr>
-        <w:rPr>
-          <w:rFonts w:ascii="Roboto Mono" w:eastAsia="Roboto Mono" w:hAnsi="Roboto Mono" w:cs="Roboto Mono"/>
-        </w:rPr>
-      </w:pPr>
-      <w:r>
-        <w:rPr>
-          <w:rFonts w:ascii="Roboto Mono" w:eastAsia="Roboto Mono" w:hAnsi="Roboto Mono" w:cs="Roboto Mono"/>
-        </w:rPr>
-        <w:lastRenderedPageBreak/>
+        <w:spacing w:after="0" w:line="276" w:lineRule="auto"/>
+        <w:rPr>
+          <w:rFonts w:ascii="Roboto Mono" w:eastAsia="Roboto Mono" w:hAnsi="Roboto Mono" w:cs="Roboto Mono"/>
+        </w:rPr>
+      </w:pPr>
+      <w:r>
+        <w:rPr>
+          <w:rFonts w:ascii="Roboto Mono" w:eastAsia="Roboto Mono" w:hAnsi="Roboto Mono" w:cs="Roboto Mono"/>
+        </w:rPr>
         <w:t>Project name, release/build version, report date.</w:t>
       </w:r>
       <w:r>
@@ -500,6 +581,7 @@
           <w:ilvl w:val="0"/>
           <w:numId w:val="2"/>
         </w:numPr>
+        <w:spacing w:after="0" w:line="276" w:lineRule="auto"/>
         <w:rPr>
           <w:rFonts w:ascii="Roboto Mono" w:eastAsia="Roboto Mono" w:hAnsi="Roboto Mono" w:cs="Roboto Mono"/>
         </w:rPr>
@@ -525,6 +607,7 @@
           <w:ilvl w:val="1"/>
           <w:numId w:val="2"/>
         </w:numPr>
+        <w:spacing w:after="0" w:line="276" w:lineRule="auto"/>
         <w:rPr>
           <w:rFonts w:ascii="Roboto Mono" w:eastAsia="Roboto Mono" w:hAnsi="Roboto Mono" w:cs="Roboto Mono"/>
         </w:rPr>
@@ -548,6 +631,7 @@
           <w:ilvl w:val="1"/>
           <w:numId w:val="2"/>
         </w:numPr>
+        <w:spacing w:after="0" w:line="276" w:lineRule="auto"/>
         <w:rPr>
           <w:rFonts w:ascii="Roboto Mono" w:eastAsia="Roboto Mono" w:hAnsi="Roboto Mono" w:cs="Roboto Mono"/>
         </w:rPr>
@@ -571,6 +655,7 @@
           <w:ilvl w:val="1"/>
           <w:numId w:val="2"/>
         </w:numPr>
+        <w:spacing w:after="0" w:line="276" w:lineRule="auto"/>
         <w:rPr>
           <w:rFonts w:ascii="Roboto Mono" w:eastAsia="Roboto Mono" w:hAnsi="Roboto Mono" w:cs="Roboto Mono"/>
         </w:rPr>
@@ -594,6 +679,7 @@
           <w:ilvl w:val="0"/>
           <w:numId w:val="2"/>
         </w:numPr>
+        <w:spacing w:after="0" w:line="276" w:lineRule="auto"/>
         <w:rPr>
           <w:rFonts w:ascii="Roboto Mono" w:eastAsia="Roboto Mono" w:hAnsi="Roboto Mono" w:cs="Roboto Mono"/>
         </w:rPr>
@@ -619,6 +705,7 @@
           <w:ilvl w:val="1"/>
           <w:numId w:val="2"/>
         </w:numPr>
+        <w:spacing w:after="0" w:line="276" w:lineRule="auto"/>
         <w:rPr>
           <w:rFonts w:ascii="Roboto Mono" w:eastAsia="Roboto Mono" w:hAnsi="Roboto Mono" w:cs="Roboto Mono"/>
         </w:rPr>
@@ -642,6 +729,7 @@
           <w:ilvl w:val="0"/>
           <w:numId w:val="2"/>
         </w:numPr>
+        <w:spacing w:after="0" w:line="276" w:lineRule="auto"/>
         <w:rPr>
           <w:rFonts w:ascii="Roboto Mono" w:eastAsia="Roboto Mono" w:hAnsi="Roboto Mono" w:cs="Roboto Mono"/>
         </w:rPr>
@@ -667,6 +755,7 @@
           <w:ilvl w:val="1"/>
           <w:numId w:val="2"/>
         </w:numPr>
+        <w:spacing w:after="0" w:line="276" w:lineRule="auto"/>
         <w:rPr>
           <w:rFonts w:ascii="Roboto Mono" w:eastAsia="Roboto Mono" w:hAnsi="Roboto Mono" w:cs="Roboto Mono"/>
         </w:rPr>
@@ -690,6 +779,7 @@
           <w:ilvl w:val="1"/>
           <w:numId w:val="2"/>
         </w:numPr>
+        <w:spacing w:after="0" w:line="276" w:lineRule="auto"/>
         <w:rPr>
           <w:rFonts w:ascii="Roboto Mono" w:eastAsia="Roboto Mono" w:hAnsi="Roboto Mono" w:cs="Roboto Mono"/>
         </w:rPr>
@@ -713,6 +803,7 @@
           <w:ilvl w:val="0"/>
           <w:numId w:val="2"/>
         </w:numPr>
+        <w:spacing w:after="0" w:line="276" w:lineRule="auto"/>
         <w:rPr>
           <w:rFonts w:ascii="Roboto Mono" w:eastAsia="Roboto Mono" w:hAnsi="Roboto Mono" w:cs="Roboto Mono"/>
         </w:rPr>
@@ -738,6 +829,7 @@
           <w:ilvl w:val="1"/>
           <w:numId w:val="2"/>
         </w:numPr>
+        <w:spacing w:after="0" w:line="276" w:lineRule="auto"/>
         <w:rPr>
           <w:rFonts w:ascii="Roboto Mono" w:eastAsia="Roboto Mono" w:hAnsi="Roboto Mono" w:cs="Roboto Mono"/>
         </w:rPr>
@@ -761,6 +853,7 @@
           <w:ilvl w:val="0"/>
           <w:numId w:val="2"/>
         </w:numPr>
+        <w:spacing w:after="0" w:line="276" w:lineRule="auto"/>
         <w:rPr>
           <w:rFonts w:ascii="Roboto Mono" w:eastAsia="Roboto Mono" w:hAnsi="Roboto Mono" w:cs="Roboto Mono"/>
         </w:rPr>
@@ -786,6 +879,7 @@
           <w:ilvl w:val="1"/>
           <w:numId w:val="2"/>
         </w:numPr>
+        <w:spacing w:after="0" w:line="276" w:lineRule="auto"/>
         <w:rPr>
           <w:rFonts w:ascii="Roboto Mono" w:eastAsia="Roboto Mono" w:hAnsi="Roboto Mono" w:cs="Roboto Mono"/>
         </w:rPr>
@@ -809,6 +903,7 @@
           <w:ilvl w:val="1"/>
           <w:numId w:val="2"/>
         </w:numPr>
+        <w:spacing w:after="0" w:line="276" w:lineRule="auto"/>
         <w:rPr>
           <w:rFonts w:ascii="Roboto Mono" w:eastAsia="Roboto Mono" w:hAnsi="Roboto Mono" w:cs="Roboto Mono"/>
         </w:rPr>
@@ -832,6 +927,7 @@
           <w:ilvl w:val="0"/>
           <w:numId w:val="2"/>
         </w:numPr>
+        <w:spacing w:after="0" w:line="276" w:lineRule="auto"/>
         <w:rPr>
           <w:rFonts w:ascii="Roboto Mono" w:eastAsia="Roboto Mono" w:hAnsi="Roboto Mono" w:cs="Roboto Mono"/>
         </w:rPr>
@@ -857,7 +953,7 @@
           <w:ilvl w:val="1"/>
           <w:numId w:val="2"/>
         </w:numPr>
-        <w:spacing w:after="240"/>
+        <w:spacing w:after="240" w:line="276" w:lineRule="auto"/>
         <w:rPr>
           <w:rFonts w:ascii="Roboto Mono" w:eastAsia="Roboto Mono" w:hAnsi="Roboto Mono" w:cs="Roboto Mono"/>
         </w:rPr>
@@ -877,7 +973,7 @@
     </w:p>
     <w:p>
       <w:r>
-        <w:pict w14:anchorId="3DD58504">
+        <w:pict w14:anchorId="59896DF0">
           <v:rect id="_x0000_i1027" style="width:0;height:1.5pt" o:hralign="center" o:hrstd="t" o:hr="t" fillcolor="#a0a0a0" stroked="f"/>
         </w:pict>
       </w:r>
@@ -889,7 +985,6 @@
       <w:bookmarkStart w:id="4" w:name="_n4f7n3au7c8f" w:colFirst="0" w:colLast="0"/>
       <w:bookmarkEnd w:id="4"/>
       <w:r>
-        <w:lastRenderedPageBreak/>
         <w:t>📊 Example Test Progress Report (Summary Table)</w:t>
       </w:r>
     </w:p>
@@ -899,51 +994,77 @@
       </w:pPr>
       <w:r>
         <w:rPr>
-          <w:b/>
-          <w:shd w:val="clear" w:color="auto" w:fill="B7B7B7"/>
-        </w:rPr>
-        <w:t># Source</w:t>
-      </w:r>
-      <w:r>
-        <w:rPr>
-          <w:shd w:val="clear" w:color="auto" w:fill="B7B7B7"/>
-        </w:rPr>
-        <w:t xml:space="preserve">: </w:t>
-      </w:r>
-      <w:r>
-        <w:rPr>
-          <w:b/>
-          <w:shd w:val="clear" w:color="auto" w:fill="B7B7B7"/>
-        </w:rPr>
-        <w:t xml:space="preserve">Chatgpt </w:t>
-      </w:r>
-      <w:r>
-        <w:rPr>
-          <w:b/>
-          <w:sz w:val="14"/>
-          <w:szCs w:val="14"/>
-          <w:shd w:val="clear" w:color="auto" w:fill="B7B7B7"/>
-        </w:rPr>
-        <w:t>(GPT</w:t>
-      </w:r>
-      <w:r>
-        <w:rPr>
-          <w:rFonts w:ascii="Cambria Math" w:hAnsi="Cambria Math" w:cs="Cambria Math"/>
-          <w:b/>
-          <w:sz w:val="14"/>
-          <w:szCs w:val="14"/>
-          <w:shd w:val="clear" w:color="auto" w:fill="B7B7B7"/>
+          <w:rFonts w:ascii="Arial" w:eastAsia="Arial" w:hAnsi="Arial" w:cs="Arial"/>
+          <w:b/>
+          <w:color w:val="000000"/>
+          <w:sz w:val="18"/>
+          <w:highlight w:val="lightGray"/>
+        </w:rPr>
+        <w:t># Source: AI Source: Provided by: [Data Path</w:t>
+      </w:r>
+      <w:r>
+        <w:rPr>
+          <w:rFonts w:ascii="Arial" w:eastAsia="Arial" w:hAnsi="Arial" w:cs="Arial"/>
+          <w:color w:val="000000"/>
+          <w:sz w:val="18"/>
+          <w:highlight w:val="lightGray"/>
+        </w:rPr>
+        <w:t xml:space="preserve">: Persons Table -&gt; ID Column: 1, Name_En Column: Motasem Essam] -&gt; </w:t>
+      </w:r>
+      <w:r>
+        <w:rPr>
+          <w:rFonts w:ascii="Arial" w:eastAsia="Arial" w:hAnsi="Arial" w:cs="Arial"/>
+          <w:b/>
+          <w:color w:val="000000"/>
+          <w:sz w:val="18"/>
+          <w:highlight w:val="lightGray"/>
+        </w:rPr>
+        <w:t>From:</w:t>
+      </w:r>
+      <w:r>
+        <w:rPr>
+          <w:rFonts w:ascii="Arial" w:eastAsia="Arial" w:hAnsi="Arial" w:cs="Arial"/>
+          <w:color w:val="000000"/>
+          <w:sz w:val="18"/>
+          <w:highlight w:val="lightGray"/>
+        </w:rPr>
+        <w:t xml:space="preserve"> [Chatgpt (GPT</w:t>
+      </w:r>
+      <w:r>
+        <w:rPr>
+          <w:rFonts w:ascii="Arial" w:eastAsia="Arial" w:hAnsi="Arial" w:cs="Cambria Math"/>
+          <w:color w:val="000000"/>
+          <w:sz w:val="18"/>
+          <w:highlight w:val="lightGray"/>
         </w:rPr>
         <w:t>‑</w:t>
       </w:r>
       <w:r>
         <w:rPr>
-          <w:b/>
-          <w:sz w:val="14"/>
-          <w:szCs w:val="14"/>
-          <w:shd w:val="clear" w:color="auto" w:fill="B7B7B7"/>
-        </w:rPr>
-        <w:t>5 Mini) at [8/18/2025]</w:t>
+          <w:rFonts w:ascii="Arial" w:eastAsia="Arial" w:hAnsi="Arial" w:cs="Arial"/>
+          <w:color w:val="000000"/>
+          <w:sz w:val="18"/>
+          <w:highlight w:val="lightGray"/>
+        </w:rPr>
+        <w:t xml:space="preserve">5 Mini)] </w:t>
+      </w:r>
+      <w:r>
+        <w:rPr>
+          <w:rFonts w:ascii="Arial" w:eastAsia="Arial" w:hAnsi="Arial" w:cs="Arial"/>
+          <w:b/>
+          <w:color w:val="000000"/>
+          <w:sz w:val="18"/>
+          <w:highlight w:val="lightGray"/>
+        </w:rPr>
+        <w:t>on</w:t>
+      </w:r>
+      <w:r>
+        <w:rPr>
+          <w:rFonts w:ascii="Arial" w:eastAsia="Arial" w:hAnsi="Arial"/>
+          <w:sz w:val="18"/>
+          <w:highlight w:val="lightGray"/>
+        </w:rPr>
+        <w:t xml:space="preserve"> [8/18/2025]</w:t>
       </w:r>
     </w:p>
     <w:p>
@@ -1020,7 +1141,7 @@
           <w:noProof/>
         </w:rPr>
         <w:drawing>
-          <wp:inline distT="114300" distB="114300" distL="114300" distR="114300" wp14:anchorId="75773DBD" wp14:editId="7A88690D">
+          <wp:inline distT="114300" distB="114300" distL="114300" distR="114300" wp14:anchorId="084B7ABD" wp14:editId="52B06360">
             <wp:extent cx="5943600" cy="1905000"/>
             <wp:effectExtent l="0" t="0" r="0" b="0"/>
             <wp:docPr id="1" name="image1.png"/>
@@ -1857,7 +1978,7 @@
           <w:ilvl w:val="0"/>
           <w:numId w:val="5"/>
         </w:numPr>
-        <w:spacing w:before="240"/>
+        <w:spacing w:before="240" w:after="0" w:line="276" w:lineRule="auto"/>
         <w:rPr>
           <w:rFonts w:ascii="Roboto Mono" w:eastAsia="Roboto Mono" w:hAnsi="Roboto Mono" w:cs="Roboto Mono"/>
         </w:rPr>
@@ -1881,6 +2002,7 @@
           <w:ilvl w:val="0"/>
           <w:numId w:val="5"/>
         </w:numPr>
+        <w:spacing w:after="0" w:line="276" w:lineRule="auto"/>
         <w:rPr>
           <w:rFonts w:ascii="Roboto Mono" w:eastAsia="Roboto Mono" w:hAnsi="Roboto Mono" w:cs="Roboto Mono"/>
         </w:rPr>
@@ -1904,16 +2026,15 @@
           <w:ilvl w:val="0"/>
           <w:numId w:val="5"/>
         </w:numPr>
-        <w:spacing w:after="240"/>
-        <w:rPr>
-          <w:rFonts w:ascii="Roboto Mono" w:eastAsia="Roboto Mono" w:hAnsi="Roboto Mono" w:cs="Roboto Mono"/>
-        </w:rPr>
-      </w:pPr>
-      <w:r>
-        <w:rPr>
-          <w:rFonts w:ascii="Roboto Mono" w:eastAsia="Roboto Mono" w:hAnsi="Roboto Mono" w:cs="Roboto Mono"/>
-        </w:rPr>
-        <w:lastRenderedPageBreak/>
+        <w:spacing w:after="240" w:line="276" w:lineRule="auto"/>
+        <w:rPr>
+          <w:rFonts w:ascii="Roboto Mono" w:eastAsia="Roboto Mono" w:hAnsi="Roboto Mono" w:cs="Roboto Mono"/>
+        </w:rPr>
+      </w:pPr>
+      <w:r>
+        <w:rPr>
+          <w:rFonts w:ascii="Roboto Mono" w:eastAsia="Roboto Mono" w:hAnsi="Roboto Mono" w:cs="Roboto Mono"/>
+        </w:rPr>
         <w:t>Fixed/Closed: 40</w:t>
       </w:r>
       <w:r>
@@ -1945,7 +2066,7 @@
           <w:ilvl w:val="0"/>
           <w:numId w:val="1"/>
         </w:numPr>
-        <w:spacing w:before="240"/>
+        <w:spacing w:before="240" w:after="0" w:line="276" w:lineRule="auto"/>
         <w:rPr>
           <w:rFonts w:ascii="Roboto Mono" w:eastAsia="Roboto Mono" w:hAnsi="Roboto Mono" w:cs="Roboto Mono"/>
         </w:rPr>
@@ -1969,6 +2090,7 @@
           <w:ilvl w:val="0"/>
           <w:numId w:val="1"/>
         </w:numPr>
+        <w:spacing w:after="0" w:line="276" w:lineRule="auto"/>
         <w:rPr>
           <w:rFonts w:ascii="Roboto Mono" w:eastAsia="Roboto Mono" w:hAnsi="Roboto Mono" w:cs="Roboto Mono"/>
         </w:rPr>
@@ -1992,7 +2114,7 @@
           <w:ilvl w:val="0"/>
           <w:numId w:val="1"/>
         </w:numPr>
-        <w:spacing w:after="240"/>
+        <w:spacing w:after="240" w:line="276" w:lineRule="auto"/>
         <w:rPr>
           <w:rFonts w:ascii="Roboto Mono" w:eastAsia="Roboto Mono" w:hAnsi="Roboto Mono" w:cs="Roboto Mono"/>
         </w:rPr>
@@ -2032,7 +2154,7 @@
           <w:ilvl w:val="0"/>
           <w:numId w:val="4"/>
         </w:numPr>
-        <w:spacing w:before="240"/>
+        <w:spacing w:before="240" w:after="0" w:line="276" w:lineRule="auto"/>
         <w:rPr>
           <w:rFonts w:ascii="Roboto Mono" w:eastAsia="Roboto Mono" w:hAnsi="Roboto Mono" w:cs="Roboto Mono"/>
         </w:rPr>
@@ -2056,7 +2178,7 @@
           <w:ilvl w:val="0"/>
           <w:numId w:val="4"/>
         </w:numPr>
-        <w:spacing w:after="240"/>
+        <w:spacing w:after="240" w:line="276" w:lineRule="auto"/>
         <w:rPr>
           <w:rFonts w:ascii="Roboto Mono" w:eastAsia="Roboto Mono" w:hAnsi="Roboto Mono" w:cs="Roboto Mono"/>
         </w:rPr>
@@ -2096,7 +2218,7 @@
           <w:ilvl w:val="0"/>
           <w:numId w:val="6"/>
         </w:numPr>
-        <w:spacing w:before="240"/>
+        <w:spacing w:before="240" w:after="0" w:line="276" w:lineRule="auto"/>
         <w:rPr>
           <w:rFonts w:ascii="Roboto Mono" w:eastAsia="Roboto Mono" w:hAnsi="Roboto Mono" w:cs="Roboto Mono"/>
         </w:rPr>
@@ -2120,6 +2242,7 @@
           <w:ilvl w:val="0"/>
           <w:numId w:val="6"/>
         </w:numPr>
+        <w:spacing w:after="0" w:line="276" w:lineRule="auto"/>
         <w:rPr>
           <w:rFonts w:ascii="Roboto Mono" w:eastAsia="Roboto Mono" w:hAnsi="Roboto Mono" w:cs="Roboto Mono"/>
         </w:rPr>
@@ -2143,7 +2266,7 @@
           <w:ilvl w:val="0"/>
           <w:numId w:val="6"/>
         </w:numPr>
-        <w:spacing w:after="240"/>
+        <w:spacing w:after="240" w:line="276" w:lineRule="auto"/>
         <w:rPr>
           <w:rFonts w:ascii="Roboto Mono" w:eastAsia="Roboto Mono" w:hAnsi="Roboto Mono" w:cs="Roboto Mono"/>
         </w:rPr>
@@ -2163,7 +2286,7 @@
     </w:p>
     <w:p>
       <w:r>
-        <w:pict w14:anchorId="435CB349">
+        <w:pict w14:anchorId="53E134FD">
           <v:rect id="_x0000_i1028" style="width:0;height:1.5pt" o:hralign="center" o:hrstd="t" o:hr="t" fillcolor="#a0a0a0" stroked="f"/>
         </w:pict>
       </w:r>
@@ -2196,51 +2319,77 @@
       </w:pPr>
       <w:r>
         <w:rPr>
-          <w:b/>
-          <w:shd w:val="clear" w:color="auto" w:fill="B7B7B7"/>
-        </w:rPr>
-        <w:t># Source</w:t>
-      </w:r>
-      <w:r>
-        <w:rPr>
-          <w:shd w:val="clear" w:color="auto" w:fill="B7B7B7"/>
-        </w:rPr>
-        <w:t xml:space="preserve">: </w:t>
-      </w:r>
-      <w:r>
-        <w:rPr>
-          <w:b/>
-          <w:shd w:val="clear" w:color="auto" w:fill="B7B7B7"/>
-        </w:rPr>
-        <w:t xml:space="preserve">Chatgpt </w:t>
-      </w:r>
-      <w:r>
-        <w:rPr>
-          <w:b/>
-          <w:sz w:val="14"/>
-          <w:szCs w:val="14"/>
-          <w:shd w:val="clear" w:color="auto" w:fill="B7B7B7"/>
-        </w:rPr>
-        <w:t>(GPT</w:t>
-      </w:r>
-      <w:r>
-        <w:rPr>
-          <w:rFonts w:ascii="Cambria Math" w:hAnsi="Cambria Math" w:cs="Cambria Math"/>
-          <w:b/>
-          <w:sz w:val="14"/>
-          <w:szCs w:val="14"/>
-          <w:shd w:val="clear" w:color="auto" w:fill="B7B7B7"/>
+          <w:rFonts w:ascii="Arial" w:eastAsia="Arial" w:hAnsi="Arial" w:cs="Arial"/>
+          <w:b/>
+          <w:color w:val="000000"/>
+          <w:sz w:val="18"/>
+          <w:highlight w:val="lightGray"/>
+        </w:rPr>
+        <w:t># Source: AI Source: Provided by: [Data Path</w:t>
+      </w:r>
+      <w:r>
+        <w:rPr>
+          <w:rFonts w:ascii="Arial" w:eastAsia="Arial" w:hAnsi="Arial" w:cs="Arial"/>
+          <w:color w:val="000000"/>
+          <w:sz w:val="18"/>
+          <w:highlight w:val="lightGray"/>
+        </w:rPr>
+        <w:t xml:space="preserve">: Persons Table -&gt; ID Column: 1, Name_En Column: Motasem Essam] -&gt; </w:t>
+      </w:r>
+      <w:r>
+        <w:rPr>
+          <w:rFonts w:ascii="Arial" w:eastAsia="Arial" w:hAnsi="Arial" w:cs="Arial"/>
+          <w:b/>
+          <w:color w:val="000000"/>
+          <w:sz w:val="18"/>
+          <w:highlight w:val="lightGray"/>
+        </w:rPr>
+        <w:t>From:</w:t>
+      </w:r>
+      <w:r>
+        <w:rPr>
+          <w:rFonts w:ascii="Arial" w:eastAsia="Arial" w:hAnsi="Arial" w:cs="Arial"/>
+          <w:color w:val="000000"/>
+          <w:sz w:val="18"/>
+          <w:highlight w:val="lightGray"/>
+        </w:rPr>
+        <w:t xml:space="preserve"> [Chatgpt (GPT</w:t>
+      </w:r>
+      <w:r>
+        <w:rPr>
+          <w:rFonts w:ascii="Arial" w:eastAsia="Arial" w:hAnsi="Arial" w:cs="Cambria Math"/>
+          <w:color w:val="000000"/>
+          <w:sz w:val="18"/>
+          <w:highlight w:val="lightGray"/>
         </w:rPr>
         <w:t>‑</w:t>
       </w:r>
       <w:r>
         <w:rPr>
-          <w:b/>
-          <w:sz w:val="14"/>
-          <w:szCs w:val="14"/>
-          <w:shd w:val="clear" w:color="auto" w:fill="B7B7B7"/>
-        </w:rPr>
-        <w:t>5 Mini) at [8/18/2025]</w:t>
+          <w:rFonts w:ascii="Arial" w:eastAsia="Arial" w:hAnsi="Arial" w:cs="Arial"/>
+          <w:color w:val="000000"/>
+          <w:sz w:val="18"/>
+          <w:highlight w:val="lightGray"/>
+        </w:rPr>
+        <w:t xml:space="preserve">5 Mini)] </w:t>
+      </w:r>
+      <w:r>
+        <w:rPr>
+          <w:rFonts w:ascii="Arial" w:eastAsia="Arial" w:hAnsi="Arial" w:cs="Arial"/>
+          <w:b/>
+          <w:color w:val="000000"/>
+          <w:sz w:val="18"/>
+          <w:highlight w:val="lightGray"/>
+        </w:rPr>
+        <w:t>on</w:t>
+      </w:r>
+      <w:r>
+        <w:rPr>
+          <w:rFonts w:ascii="Arial" w:eastAsia="Arial" w:hAnsi="Arial"/>
+          <w:sz w:val="18"/>
+          <w:highlight w:val="lightGray"/>
+        </w:rPr>
+        <w:t xml:space="preserve"> [8/18/2025]</w:t>
       </w:r>
     </w:p>
     <w:p>
@@ -2249,7 +2398,7 @@
           <w:ilvl w:val="0"/>
           <w:numId w:val="7"/>
         </w:numPr>
-        <w:spacing w:before="240"/>
+        <w:spacing w:before="240" w:after="0" w:line="276" w:lineRule="auto"/>
       </w:pPr>
       <w:r>
         <w:rPr>
@@ -2277,6 +2426,7 @@
           <w:ilvl w:val="0"/>
           <w:numId w:val="7"/>
         </w:numPr>
+        <w:spacing w:after="0" w:line="276" w:lineRule="auto"/>
       </w:pPr>
       <w:r>
         <w:rPr>
@@ -2304,6 +2454,7 @@
           <w:ilvl w:val="0"/>
           <w:numId w:val="7"/>
         </w:numPr>
+        <w:spacing w:after="0" w:line="276" w:lineRule="auto"/>
       </w:pPr>
       <w:r>
         <w:rPr>
@@ -2331,7 +2482,7 @@
           <w:ilvl w:val="0"/>
           <w:numId w:val="7"/>
         </w:numPr>
-        <w:spacing w:after="240"/>
+        <w:spacing w:after="240" w:line="276" w:lineRule="auto"/>
       </w:pPr>
       <w:r>
         <w:rPr>
@@ -2352,8 +2503,7 @@
     </w:p>
     <w:p>
       <w:r>
-        <w:lastRenderedPageBreak/>
-        <w:pict w14:anchorId="5656C046">
+        <w:pict w14:anchorId="01BAA2F5">
           <v:rect id="_x0000_i1029" style="width:0;height:1.5pt" o:hralign="center" o:hrstd="t" o:hr="t" fillcolor="#a0a0a0" stroked="f"/>
         </w:pict>
       </w:r>
@@ -2420,18 +2570,19 @@
     </w:p>
     <w:p>
       <w:r>
-        <w:pict w14:anchorId="591B2594">
+        <w:pict w14:anchorId="700A4AB2">
           <v:rect id="_x0000_i1030" style="width:0;height:1.5pt" o:hralign="center" o:hrstd="t" o:hr="t" fillcolor="#a0a0a0" stroked="f"/>
         </w:pict>
       </w:r>
     </w:p>
+    <w:p/>
     <w:p/>
     <w:p/>
     <w:sectPr>
       <w:pgSz w:w="12240" w:h="15840"/>
       <w:pgMar w:top="1440" w:right="1440" w:bottom="1440" w:left="1440" w:header="720" w:footer="720" w:gutter="0"/>
-      <w:pgNumType w:start="1"/>
       <w:cols w:space="720"/>
+      <w:docGrid w:linePitch="360"/>
     </w:sectPr>
   </w:body>
 </w:document>
@@ -3654,18 +3805,6 @@
   <w:style w:type="paragraph" w:default="1" w:styleId="Normal">
     <w:name w:val="Normal"/>
     <w:qFormat/>
-    <w:rsid w:val="00687CA6"/>
-    <w:pPr>
-      <w:spacing w:after="0" w:line="276" w:lineRule="auto"/>
-    </w:pPr>
-    <w:rPr>
-      <w:rFonts w:ascii="Arial" w:eastAsia="Arial" w:hAnsi="Arial" w:cs="Arial"/>
-      <w:kern w:val="0"/>
-      <w:sz w:val="22"/>
-      <w:szCs w:val="22"/>
-      <w:lang w:val="en"/>
-      <w14:ligatures w14:val="none"/>
-    </w:rPr>
   </w:style>
   <w:style w:type="paragraph" w:styleId="Heading1">
     <w:name w:val="heading 1"/>
@@ -3674,7 +3813,7 @@
     <w:link w:val="Heading1Char"/>
     <w:uiPriority w:val="9"/>
     <w:qFormat/>
-    <w:rsid w:val="00F6763B"/>
+    <w:rsid w:val="00DD0C03"/>
     <w:pPr>
       <w:keepNext/>
       <w:keepLines/>
@@ -3696,7 +3835,7 @@
     <w:uiPriority w:val="9"/>
     <w:unhideWhenUsed/>
     <w:qFormat/>
-    <w:rsid w:val="00F6763B"/>
+    <w:rsid w:val="00DD0C03"/>
     <w:pPr>
       <w:keepNext/>
       <w:keepLines/>
@@ -3719,7 +3858,7 @@
     <w:semiHidden/>
     <w:unhideWhenUsed/>
     <w:qFormat/>
-    <w:rsid w:val="00F6763B"/>
+    <w:rsid w:val="00DD0C03"/>
     <w:pPr>
       <w:keepNext/>
       <w:keepLines/>
@@ -3742,7 +3881,7 @@
     <w:semiHidden/>
     <w:unhideWhenUsed/>
     <w:qFormat/>
-    <w:rsid w:val="00F6763B"/>
+    <w:rsid w:val="00DD0C03"/>
     <w:pPr>
       <w:keepNext/>
       <w:keepLines/>
@@ -3765,7 +3904,7 @@
     <w:semiHidden/>
     <w:unhideWhenUsed/>
     <w:qFormat/>
-    <w:rsid w:val="00F6763B"/>
+    <w:rsid w:val="00DD0C03"/>
     <w:pPr>
       <w:keepNext/>
       <w:keepLines/>
@@ -3786,11 +3925,11 @@
     <w:semiHidden/>
     <w:unhideWhenUsed/>
     <w:qFormat/>
-    <w:rsid w:val="00F6763B"/>
+    <w:rsid w:val="00DD0C03"/>
     <w:pPr>
       <w:keepNext/>
       <w:keepLines/>
-      <w:spacing w:before="40"/>
+      <w:spacing w:before="40" w:after="0"/>
       <w:outlineLvl w:val="5"/>
     </w:pPr>
     <w:rPr>
@@ -3809,11 +3948,11 @@
     <w:semiHidden/>
     <w:unhideWhenUsed/>
     <w:qFormat/>
-    <w:rsid w:val="00F6763B"/>
+    <w:rsid w:val="00DD0C03"/>
     <w:pPr>
       <w:keepNext/>
       <w:keepLines/>
-      <w:spacing w:before="40"/>
+      <w:spacing w:before="40" w:after="0"/>
       <w:outlineLvl w:val="6"/>
     </w:pPr>
     <w:rPr>
@@ -3830,10 +3969,11 @@
     <w:semiHidden/>
     <w:unhideWhenUsed/>
     <w:qFormat/>
-    <w:rsid w:val="00F6763B"/>
+    <w:rsid w:val="00DD0C03"/>
     <w:pPr>
       <w:keepNext/>
       <w:keepLines/>
+      <w:spacing w:after="0"/>
       <w:outlineLvl w:val="7"/>
     </w:pPr>
     <w:rPr>
@@ -3852,10 +3992,11 @@
     <w:semiHidden/>
     <w:unhideWhenUsed/>
     <w:qFormat/>
-    <w:rsid w:val="00F6763B"/>
+    <w:rsid w:val="00DD0C03"/>
     <w:pPr>
       <w:keepNext/>
       <w:keepLines/>
+      <w:spacing w:after="0"/>
       <w:outlineLvl w:val="8"/>
     </w:pPr>
     <w:rPr>
@@ -3895,7 +4036,7 @@
     <w:basedOn w:val="DefaultParagraphFont"/>
     <w:link w:val="Heading1"/>
     <w:uiPriority w:val="9"/>
-    <w:rsid w:val="00F6763B"/>
+    <w:rsid w:val="00DD0C03"/>
     <w:rPr>
       <w:rFonts w:asciiTheme="majorHAnsi" w:eastAsiaTheme="majorEastAsia" w:hAnsiTheme="majorHAnsi" w:cstheme="majorBidi"/>
       <w:color w:val="2F5496" w:themeColor="accent1" w:themeShade="BF"/>
@@ -3908,7 +4049,7 @@
     <w:basedOn w:val="DefaultParagraphFont"/>
     <w:link w:val="Heading2"/>
     <w:uiPriority w:val="9"/>
-    <w:rsid w:val="00F6763B"/>
+    <w:rsid w:val="00DD0C03"/>
     <w:rPr>
       <w:rFonts w:asciiTheme="majorHAnsi" w:eastAsiaTheme="majorEastAsia" w:hAnsiTheme="majorHAnsi" w:cstheme="majorBidi"/>
       <w:color w:val="2F5496" w:themeColor="accent1" w:themeShade="BF"/>
@@ -3922,7 +4063,7 @@
     <w:link w:val="Heading3"/>
     <w:uiPriority w:val="9"/>
     <w:semiHidden/>
-    <w:rsid w:val="00F6763B"/>
+    <w:rsid w:val="00DD0C03"/>
     <w:rPr>
       <w:rFonts w:eastAsiaTheme="majorEastAsia" w:cstheme="majorBidi"/>
       <w:color w:val="2F5496" w:themeColor="accent1" w:themeShade="BF"/>
@@ -3936,7 +4077,7 @@
     <w:link w:val="Heading4"/>
     <w:uiPriority w:val="9"/>
     <w:semiHidden/>
-    <w:rsid w:val="00F6763B"/>
+    <w:rsid w:val="00DD0C03"/>
     <w:rPr>
       <w:rFonts w:eastAsiaTheme="majorEastAsia" w:cstheme="majorBidi"/>
       <w:i/>
@@ -3950,7 +4091,7 @@
     <w:link w:val="Heading5"/>
     <w:uiPriority w:val="9"/>
     <w:semiHidden/>
-    <w:rsid w:val="00F6763B"/>
+    <w:rsid w:val="00DD0C03"/>
     <w:rPr>
       <w:rFonts w:eastAsiaTheme="majorEastAsia" w:cstheme="majorBidi"/>
       <w:color w:val="2F5496" w:themeColor="accent1" w:themeShade="BF"/>
@@ -3962,7 +4103,7 @@
     <w:link w:val="Heading6"/>
     <w:uiPriority w:val="9"/>
     <w:semiHidden/>
-    <w:rsid w:val="00F6763B"/>
+    <w:rsid w:val="00DD0C03"/>
     <w:rPr>
       <w:rFonts w:eastAsiaTheme="majorEastAsia" w:cstheme="majorBidi"/>
       <w:i/>
@@ -3976,7 +4117,7 @@
     <w:link w:val="Heading7"/>
     <w:uiPriority w:val="9"/>
     <w:semiHidden/>
-    <w:rsid w:val="00F6763B"/>
+    <w:rsid w:val="00DD0C03"/>
     <w:rPr>
       <w:rFonts w:eastAsiaTheme="majorEastAsia" w:cstheme="majorBidi"/>
       <w:color w:val="595959" w:themeColor="text1" w:themeTint="A6"/>
@@ -3988,7 +4129,7 @@
     <w:link w:val="Heading8"/>
     <w:uiPriority w:val="9"/>
     <w:semiHidden/>
-    <w:rsid w:val="00F6763B"/>
+    <w:rsid w:val="00DD0C03"/>
     <w:rPr>
       <w:rFonts w:eastAsiaTheme="majorEastAsia" w:cstheme="majorBidi"/>
       <w:i/>
@@ -4002,7 +4143,7 @@
     <w:link w:val="Heading9"/>
     <w:uiPriority w:val="9"/>
     <w:semiHidden/>
-    <w:rsid w:val="00F6763B"/>
+    <w:rsid w:val="00DD0C03"/>
     <w:rPr>
       <w:rFonts w:eastAsiaTheme="majorEastAsia" w:cstheme="majorBidi"/>
       <w:color w:val="272727" w:themeColor="text1" w:themeTint="D8"/>
@@ -4015,7 +4156,7 @@
     <w:link w:val="TitleChar"/>
     <w:uiPriority w:val="10"/>
     <w:qFormat/>
-    <w:rsid w:val="00F6763B"/>
+    <w:rsid w:val="00DD0C03"/>
     <w:pPr>
       <w:spacing w:after="80" w:line="240" w:lineRule="auto"/>
       <w:contextualSpacing/>
@@ -4033,7 +4174,7 @@
     <w:basedOn w:val="DefaultParagraphFont"/>
     <w:link w:val="Title"/>
     <w:uiPriority w:val="10"/>
-    <w:rsid w:val="00F6763B"/>
+    <w:rsid w:val="00DD0C03"/>
     <w:rPr>
       <w:rFonts w:asciiTheme="majorHAnsi" w:eastAsiaTheme="majorEastAsia" w:hAnsiTheme="majorHAnsi" w:cstheme="majorBidi"/>
       <w:spacing w:val="-10"/>
@@ -4049,7 +4190,7 @@
     <w:link w:val="SubtitleChar"/>
     <w:uiPriority w:val="11"/>
     <w:qFormat/>
-    <w:rsid w:val="00F6763B"/>
+    <w:rsid w:val="00DD0C03"/>
     <w:pPr>
       <w:numPr>
         <w:ilvl w:val="1"/>
@@ -4068,7 +4209,7 @@
     <w:basedOn w:val="DefaultParagraphFont"/>
     <w:link w:val="Subtitle"/>
     <w:uiPriority w:val="11"/>
-    <w:rsid w:val="00F6763B"/>
+    <w:rsid w:val="00DD0C03"/>
     <w:rPr>
       <w:rFonts w:eastAsiaTheme="majorEastAsia" w:cstheme="majorBidi"/>
       <w:color w:val="595959" w:themeColor="text1" w:themeTint="A6"/>
@@ -4084,7 +4225,7 @@
     <w:link w:val="QuoteChar"/>
     <w:uiPriority w:val="29"/>
     <w:qFormat/>
-    <w:rsid w:val="00F6763B"/>
+    <w:rsid w:val="00DD0C03"/>
     <w:pPr>
       <w:spacing w:before="160"/>
       <w:jc w:val="center"/>
@@ -4100,7 +4241,7 @@
     <w:basedOn w:val="DefaultParagraphFont"/>
     <w:link w:val="Quote"/>
     <w:uiPriority w:val="29"/>
-    <w:rsid w:val="00F6763B"/>
+    <w:rsid w:val="00DD0C03"/>
     <w:rPr>
       <w:i/>
       <w:iCs/>
@@ -4112,7 +4253,7 @@
     <w:basedOn w:val="Normal"/>
     <w:uiPriority w:val="34"/>
     <w:qFormat/>
-    <w:rsid w:val="00F6763B"/>
+    <w:rsid w:val="00DD0C03"/>
     <w:pPr>
       <w:ind w:left="720"/>
       <w:contextualSpacing/>
@@ -4123,7 +4264,7 @@
     <w:basedOn w:val="DefaultParagraphFont"/>
     <w:uiPriority w:val="21"/>
     <w:qFormat/>
-    <w:rsid w:val="00F6763B"/>
+    <w:rsid w:val="00DD0C03"/>
     <w:rPr>
       <w:i/>
       <w:iCs/>
@@ -4137,7 +4278,7 @@
     <w:link w:val="IntenseQuoteChar"/>
     <w:uiPriority w:val="30"/>
     <w:qFormat/>
-    <w:rsid w:val="00F6763B"/>
+    <w:rsid w:val="00DD0C03"/>
     <w:pPr>
       <w:pBdr>
         <w:top w:val="single" w:sz="4" w:space="10" w:color="2F5496" w:themeColor="accent1" w:themeShade="BF"/>
@@ -4158,7 +4299,7 @@
     <w:basedOn w:val="DefaultParagraphFont"/>
     <w:link w:val="IntenseQuote"/>
     <w:uiPriority w:val="30"/>
-    <w:rsid w:val="00F6763B"/>
+    <w:rsid w:val="00DD0C03"/>
     <w:rPr>
       <w:i/>
       <w:iCs/>
@@ -4170,7 +4311,7 @@
     <w:basedOn w:val="DefaultParagraphFont"/>
     <w:uiPriority w:val="32"/>
     <w:qFormat/>
-    <w:rsid w:val="00F6763B"/>
+    <w:rsid w:val="00DD0C03"/>
     <w:rPr>
       <w:b/>
       <w:bCs/>
